--- a/Files/04 - Bamidbar/08 - Chukas-Balak/5783/Chukas-Balak 5783.docx
+++ b/Files/04 - Bamidbar/08 - Chukas-Balak/5783/Chukas-Balak 5783.docx
@@ -402,7 +402,7 @@
           <w:rFonts w:ascii="Times New Roman" w:hAnsi="Times New Roman" w:cs="Times New Roman"/>
           <w:rtl/>
         </w:rPr>
-        <w:t>״</w:t>
+        <w:t>"</w:t>
       </w:r>
       <w:r>
         <w:rPr>
@@ -915,7 +915,7 @@
         <w:rPr>
           <w:rFonts w:ascii="Times New Roman" w:hAnsi="Times New Roman" w:cs="Times New Roman"/>
         </w:rPr>
-        <w:t xml:space="preserve">. What does the </w:t>
+        <w:t>. What does the</w:t>
       </w:r>
       <w:r>
         <w:rPr>
@@ -1025,7 +1025,7 @@
         <w:rPr>
           <w:rFonts w:ascii="Times New Roman" w:hAnsi="Times New Roman" w:cs="Times New Roman"/>
         </w:rPr>
-        <w:t xml:space="preserve"> the </w:t>
+        <w:t xml:space="preserve"> the</w:t>
       </w:r>
       <w:r>
         <w:rPr>
@@ -1342,7 +1342,7 @@
         <w:rPr>
           <w:rFonts w:ascii="Times New Roman" w:hAnsi="Times New Roman" w:cs="Times New Roman"/>
         </w:rPr>
-        <w:t xml:space="preserve"> specifically pick </w:t>
+        <w:t xml:space="preserve"> specifically pick</w:t>
       </w:r>
       <w:r>
         <w:rPr>
@@ -1626,7 +1626,7 @@
         <w:rPr>
           <w:rFonts w:ascii="Times New Roman" w:hAnsi="Times New Roman" w:cs="Times New Roman"/>
         </w:rPr>
-        <w:t xml:space="preserve"> and </w:t>
+        <w:t xml:space="preserve"> and</w:t>
       </w:r>
       <w:r>
         <w:rPr>
@@ -2093,31 +2093,19 @@
         <w:rPr>
           <w:rFonts w:ascii="Times New Roman" w:hAnsi="Times New Roman" w:cs="Times New Roman"/>
         </w:rPr>
-        <w:t xml:space="preserve"> one of my </w:t>
-      </w:r>
-      <w:r>
-        <w:rPr>
-          <w:rFonts w:ascii="Times New Roman" w:hAnsi="Times New Roman" w:cs="Times New Roman"/>
-        </w:rPr>
-        <w:t>rabbeim</w:t>
-      </w:r>
-      <w:r>
-        <w:rPr>
-          <w:rFonts w:ascii="Times New Roman" w:hAnsi="Times New Roman" w:cs="Times New Roman"/>
-        </w:rPr>
-        <w:t xml:space="preserve"> told me, I think it was Rav Moshe </w:t>
-      </w:r>
-      <w:r>
-        <w:rPr>
-          <w:rFonts w:ascii="Times New Roman" w:hAnsi="Times New Roman" w:cs="Times New Roman"/>
-        </w:rPr>
-        <w:t>Tendler</w:t>
-      </w:r>
-      <w:r>
-        <w:rPr>
-          <w:rFonts w:ascii="Times New Roman" w:hAnsi="Times New Roman" w:cs="Times New Roman"/>
-        </w:rPr>
-        <w:t xml:space="preserve"> </w:t>
+        <w:t xml:space="preserve"> my rebbi</w:t>
+      </w:r>
+      <w:r>
+        <w:rPr>
+          <w:rFonts w:ascii="Times New Roman" w:hAnsi="Times New Roman" w:cs="Times New Roman"/>
+        </w:rPr>
+        <w:t xml:space="preserve"> </w:t>
+      </w:r>
+      <w:r>
+        <w:rPr>
+          <w:rFonts w:ascii="Times New Roman" w:hAnsi="Times New Roman" w:cs="Times New Roman"/>
+        </w:rPr>
+        <w:t xml:space="preserve">Rav Moshe Tendler </w:t>
       </w:r>
       <w:r>
         <w:rPr>
@@ -2130,26 +2118,242 @@
         <w:rPr>
           <w:rFonts w:ascii="Times New Roman" w:hAnsi="Times New Roman" w:cs="Times New Roman"/>
         </w:rPr>
+        <w:t xml:space="preserve"> </w:t>
+      </w:r>
+      <w:r>
+        <w:rPr>
+          <w:rFonts w:ascii="Times New Roman" w:hAnsi="Times New Roman" w:cs="Times New Roman"/>
+        </w:rPr>
+        <w:t xml:space="preserve">told me, </w:t>
+      </w:r>
+      <w:r>
+        <w:rPr>
+          <w:rFonts w:ascii="Times New Roman" w:hAnsi="Times New Roman" w:cs="Times New Roman"/>
+        </w:rPr>
+        <w:t xml:space="preserve">he said the </w:t>
+      </w:r>
+      <w:r>
+        <w:rPr>
+          <w:rFonts w:ascii="Times New Roman" w:hAnsi="Times New Roman" w:cs="Times New Roman" w:hint="cs"/>
+          <w:rtl/>
+        </w:rPr>
+        <w:t>אפיקורסים</w:t>
+      </w:r>
+      <w:r>
+        <w:rPr>
+          <w:rFonts w:ascii="Times New Roman" w:hAnsi="Times New Roman" w:cs="Times New Roman"/>
+        </w:rPr>
+        <w:t xml:space="preserve"> or the Reform Jews said Moses was a great hygienist, and he said you shouldn</w:t>
+      </w:r>
+      <w:r>
+        <w:rPr>
+          <w:rFonts w:ascii="Times New Roman" w:hAnsi="Times New Roman" w:cs="Times New Roman"/>
+        </w:rPr>
+        <w:t>’</w:t>
+      </w:r>
+      <w:r>
+        <w:rPr>
+          <w:rFonts w:ascii="Times New Roman" w:hAnsi="Times New Roman" w:cs="Times New Roman"/>
+        </w:rPr>
+        <w:t xml:space="preserve">t eat pig because the pigs of those days all had trichinosis, </w:t>
+      </w:r>
+      <w:r>
+        <w:rPr>
+          <w:rFonts w:ascii="Times New Roman" w:hAnsi="Times New Roman" w:cs="Times New Roman"/>
+        </w:rPr>
+        <w:t>a</w:t>
+      </w:r>
+      <w:r>
+        <w:rPr>
+          <w:rFonts w:ascii="Times New Roman" w:hAnsi="Times New Roman" w:cs="Times New Roman"/>
+        </w:rPr>
+        <w:t xml:space="preserve"> particular kind of worm that pigs are known to carry. So therefore today, when we raise the pigs hygienically, now we can eat pig. So </w:t>
+      </w:r>
+      <w:r>
+        <w:rPr>
+          <w:rFonts w:ascii="Times New Roman" w:hAnsi="Times New Roman" w:cs="Times New Roman"/>
+        </w:rPr>
+        <w:t>t</w:t>
+      </w:r>
+      <w:r>
+        <w:rPr>
+          <w:rFonts w:ascii="Times New Roman" w:hAnsi="Times New Roman" w:cs="Times New Roman"/>
+        </w:rPr>
+        <w:t>he</w:t>
+      </w:r>
+      <w:r>
+        <w:rPr>
+          <w:rFonts w:ascii="Times New Roman" w:hAnsi="Times New Roman" w:cs="Times New Roman"/>
+        </w:rPr>
+        <w:t xml:space="preserve"> </w:t>
+      </w:r>
+      <w:r>
+        <w:rPr>
+          <w:rFonts w:ascii="Times New Roman" w:hAnsi="Times New Roman" w:cs="Times New Roman" w:hint="cs"/>
+          <w:rtl/>
+        </w:rPr>
+        <w:t>אפיריון</w:t>
+      </w:r>
+      <w:r>
+        <w:rPr>
+          <w:rFonts w:ascii="Times New Roman" w:hAnsi="Times New Roman" w:cs="Times New Roman"/>
+        </w:rPr>
+        <w:t xml:space="preserve"> brings this down exactly,</w:t>
+      </w:r>
+      <w:r>
+        <w:rPr>
+          <w:rFonts w:ascii="Times New Roman" w:hAnsi="Times New Roman" w:cs="Times New Roman"/>
+        </w:rPr>
+        <w:t xml:space="preserve"> h</w:t>
+      </w:r>
+      <w:r>
+        <w:rPr>
+          <w:rFonts w:ascii="Times New Roman" w:hAnsi="Times New Roman" w:cs="Times New Roman"/>
+        </w:rPr>
+        <w:t>e says,</w:t>
+      </w:r>
+      <w:r>
+        <w:rPr>
+          <w:rFonts w:ascii="Times New Roman" w:hAnsi="Times New Roman" w:cs="Times New Roman"/>
+        </w:rPr>
+        <w:t xml:space="preserve"> </w:t>
+      </w:r>
+      <w:r>
+        <w:rPr>
+          <w:rFonts w:ascii="Times New Roman" w:hAnsi="Times New Roman" w:cs="Times New Roman"/>
+        </w:rPr>
+        <w:t xml:space="preserve">they try to find a </w:t>
+      </w:r>
+      <w:r>
+        <w:rPr>
+          <w:rFonts w:ascii="Times New Roman" w:hAnsi="Times New Roman" w:cs="Times New Roman" w:hint="cs"/>
+          <w:rtl/>
+        </w:rPr>
+        <w:t>טעם</w:t>
+      </w:r>
+      <w:r>
+        <w:rPr>
+          <w:rFonts w:ascii="Times New Roman" w:hAnsi="Times New Roman" w:cs="Times New Roman"/>
+        </w:rPr>
+        <w:t xml:space="preserve"> for a </w:t>
+      </w:r>
+      <w:r>
+        <w:rPr>
+          <w:rFonts w:ascii="Times New Roman" w:hAnsi="Times New Roman" w:cs="Times New Roman" w:hint="cs"/>
+          <w:rtl/>
+        </w:rPr>
+        <w:t>מצוה</w:t>
+      </w:r>
+      <w:r>
+        <w:rPr>
+          <w:rFonts w:ascii="Times New Roman" w:hAnsi="Times New Roman" w:cs="Times New Roman"/>
+        </w:rPr>
+        <w:t xml:space="preserve">, they knock off the </w:t>
+      </w:r>
+      <w:r>
+        <w:rPr>
+          <w:rFonts w:ascii="Times New Roman" w:hAnsi="Times New Roman" w:cs="Times New Roman" w:hint="cs"/>
+          <w:rtl/>
+        </w:rPr>
+        <w:t>טעם</w:t>
+      </w:r>
+      <w:r>
+        <w:rPr>
+          <w:rFonts w:ascii="Times New Roman" w:hAnsi="Times New Roman" w:cs="Times New Roman"/>
+        </w:rPr>
+        <w:t xml:space="preserve">, they knock off the </w:t>
+      </w:r>
+      <w:r>
+        <w:rPr>
+          <w:rFonts w:ascii="Times New Roman" w:hAnsi="Times New Roman" w:cs="Times New Roman" w:hint="cs"/>
+          <w:rtl/>
+        </w:rPr>
+        <w:t>מצוה</w:t>
+      </w:r>
+      <w:r>
+        <w:rPr>
+          <w:rFonts w:ascii="Times New Roman" w:hAnsi="Times New Roman" w:cs="Times New Roman"/>
+        </w:rPr>
+        <w:t xml:space="preserve">. But he says, the </w:t>
+      </w:r>
+      <w:r>
+        <w:rPr>
+          <w:rFonts w:ascii="Times New Roman" w:hAnsi="Times New Roman" w:cs="Times New Roman" w:hint="cs"/>
+          <w:rtl/>
+        </w:rPr>
+        <w:t>הבל</w:t>
+      </w:r>
+      <w:r>
+        <w:rPr>
+          <w:rFonts w:ascii="Times New Roman" w:hAnsi="Times New Roman" w:cs="Times New Roman"/>
+          <w:rtl/>
+        </w:rPr>
+        <w:t xml:space="preserve"> </w:t>
+      </w:r>
+      <w:r>
+        <w:rPr>
+          <w:rFonts w:ascii="Times New Roman" w:hAnsi="Times New Roman" w:cs="Times New Roman" w:hint="cs"/>
+          <w:rtl/>
+        </w:rPr>
+        <w:t>יפצה</w:t>
+      </w:r>
+      <w:r>
+        <w:rPr>
+          <w:rFonts w:ascii="Times New Roman" w:hAnsi="Times New Roman" w:cs="Times New Roman"/>
+          <w:rtl/>
+        </w:rPr>
+        <w:t xml:space="preserve"> </w:t>
+      </w:r>
+      <w:r>
+        <w:rPr>
+          <w:rFonts w:ascii="Times New Roman" w:hAnsi="Times New Roman" w:cs="Times New Roman" w:hint="cs"/>
+          <w:rtl/>
+        </w:rPr>
+        <w:t>פיהם</w:t>
+      </w:r>
+      <w:r>
+        <w:rPr>
+          <w:rFonts w:ascii="Times New Roman" w:hAnsi="Times New Roman" w:cs="Times New Roman"/>
+        </w:rPr>
         <w:t xml:space="preserve">, </w:t>
       </w:r>
       <w:r>
         <w:rPr>
           <w:rFonts w:ascii="Times New Roman" w:hAnsi="Times New Roman" w:cs="Times New Roman"/>
         </w:rPr>
-        <w:t xml:space="preserve">he said the </w:t>
-      </w:r>
-      <w:r>
-        <w:rPr>
-          <w:rFonts w:ascii="Times New Roman" w:hAnsi="Times New Roman" w:cs="Times New Roman" w:hint="cs"/>
-          <w:rtl/>
-        </w:rPr>
-        <w:t>אפיקורסים</w:t>
-      </w:r>
-      <w:r>
-        <w:rPr>
-          <w:rFonts w:ascii="Times New Roman" w:hAnsi="Times New Roman" w:cs="Times New Roman"/>
-        </w:rPr>
-        <w:t xml:space="preserve"> or the or Reform Jews said Moses was a great hygienist, and he said you shouldn</w:t>
+        <w:t>Hashem should shut their mouths. We are</w:t>
+      </w:r>
+      <w:r>
+        <w:rPr>
+          <w:rFonts w:ascii="Times New Roman" w:hAnsi="Times New Roman" w:cs="Times New Roman" w:hint="cs"/>
+          <w:rtl/>
+        </w:rPr>
+        <w:t>מחויב</w:t>
+      </w:r>
+      <w:r>
+        <w:rPr>
+          <w:rFonts w:ascii="Times New Roman" w:hAnsi="Times New Roman" w:cs="Times New Roman"/>
+          <w:rtl/>
+        </w:rPr>
+        <w:t xml:space="preserve"> </w:t>
+      </w:r>
+      <w:r>
+        <w:rPr>
+          <w:rFonts w:ascii="Times New Roman" w:hAnsi="Times New Roman" w:cs="Times New Roman"/>
+        </w:rPr>
+        <w:t xml:space="preserve"> </w:t>
+      </w:r>
+      <w:r>
+        <w:rPr>
+          <w:rFonts w:ascii="Times New Roman" w:hAnsi="Times New Roman" w:cs="Times New Roman"/>
+        </w:rPr>
+        <w:t>to keep all of the mitzvos of the torah, w</w:t>
+      </w:r>
+      <w:r>
+        <w:rPr>
+          <w:rFonts w:ascii="Times New Roman" w:hAnsi="Times New Roman" w:cs="Times New Roman"/>
+        </w:rPr>
+        <w:t>hether or not we understand them, whether or not there</w:t>
       </w:r>
       <w:r>
         <w:rPr>
@@ -2161,217 +2365,19 @@
         <w:rPr>
           <w:rFonts w:ascii="Times New Roman" w:hAnsi="Times New Roman" w:cs="Times New Roman"/>
         </w:rPr>
-        <w:t xml:space="preserve">t eat pig because the pigs of those days all had trichinosis, </w:t>
-      </w:r>
-      <w:r>
-        <w:rPr>
-          <w:rFonts w:ascii="Times New Roman" w:hAnsi="Times New Roman" w:cs="Times New Roman"/>
-        </w:rPr>
-        <w:t>a</w:t>
-      </w:r>
-      <w:r>
-        <w:rPr>
-          <w:rFonts w:ascii="Times New Roman" w:hAnsi="Times New Roman" w:cs="Times New Roman"/>
-        </w:rPr>
-        <w:t xml:space="preserve"> particular kind of worm that pigs are known to carry. So therefore today, when we raise the pigs hygienically, now we can eat pig. So </w:t>
-      </w:r>
-      <w:r>
-        <w:rPr>
-          <w:rFonts w:ascii="Times New Roman" w:hAnsi="Times New Roman" w:cs="Times New Roman"/>
-        </w:rPr>
-        <w:t>t</w:t>
-      </w:r>
-      <w:r>
-        <w:rPr>
-          <w:rFonts w:ascii="Times New Roman" w:hAnsi="Times New Roman" w:cs="Times New Roman"/>
-        </w:rPr>
-        <w:t>he</w:t>
-      </w:r>
-      <w:r>
-        <w:rPr>
-          <w:rFonts w:ascii="Times New Roman" w:hAnsi="Times New Roman" w:cs="Times New Roman"/>
-        </w:rPr>
-        <w:t xml:space="preserve"> </w:t>
-      </w:r>
-      <w:r>
-        <w:rPr>
-          <w:rFonts w:ascii="Times New Roman" w:hAnsi="Times New Roman" w:cs="Times New Roman" w:hint="cs"/>
-          <w:rtl/>
-        </w:rPr>
-        <w:t>אפיריון</w:t>
-      </w:r>
-      <w:r>
-        <w:rPr>
-          <w:rFonts w:ascii="Times New Roman" w:hAnsi="Times New Roman" w:cs="Times New Roman"/>
-        </w:rPr>
-        <w:t xml:space="preserve"> brings this down exactly,</w:t>
-      </w:r>
-      <w:r>
-        <w:rPr>
-          <w:rFonts w:ascii="Times New Roman" w:hAnsi="Times New Roman" w:cs="Times New Roman"/>
-        </w:rPr>
-        <w:t xml:space="preserve"> h</w:t>
-      </w:r>
-      <w:r>
-        <w:rPr>
-          <w:rFonts w:ascii="Times New Roman" w:hAnsi="Times New Roman" w:cs="Times New Roman"/>
-        </w:rPr>
-        <w:t>e says,</w:t>
-      </w:r>
-      <w:r>
-        <w:rPr>
-          <w:rFonts w:ascii="Times New Roman" w:hAnsi="Times New Roman" w:cs="Times New Roman"/>
-        </w:rPr>
-        <w:t xml:space="preserve"> </w:t>
-      </w:r>
-      <w:r>
-        <w:rPr>
-          <w:rFonts w:ascii="Times New Roman" w:hAnsi="Times New Roman" w:cs="Times New Roman"/>
-        </w:rPr>
-        <w:t xml:space="preserve">they try to find a </w:t>
-      </w:r>
-      <w:r>
-        <w:rPr>
-          <w:rFonts w:ascii="Times New Roman" w:hAnsi="Times New Roman" w:cs="Times New Roman" w:hint="cs"/>
-          <w:rtl/>
-        </w:rPr>
-        <w:t>טעם</w:t>
-      </w:r>
-      <w:r>
-        <w:rPr>
-          <w:rFonts w:ascii="Times New Roman" w:hAnsi="Times New Roman" w:cs="Times New Roman"/>
-        </w:rPr>
-        <w:t xml:space="preserve"> for a </w:t>
-      </w:r>
-      <w:r>
-        <w:rPr>
-          <w:rFonts w:ascii="Times New Roman" w:hAnsi="Times New Roman" w:cs="Times New Roman" w:hint="cs"/>
-          <w:rtl/>
-        </w:rPr>
-        <w:t>מצוה</w:t>
-      </w:r>
-      <w:r>
-        <w:rPr>
-          <w:rFonts w:ascii="Times New Roman" w:hAnsi="Times New Roman" w:cs="Times New Roman"/>
-        </w:rPr>
-        <w:t xml:space="preserve">, they knock off the </w:t>
-      </w:r>
-      <w:r>
-        <w:rPr>
-          <w:rFonts w:ascii="Times New Roman" w:hAnsi="Times New Roman" w:cs="Times New Roman" w:hint="cs"/>
-          <w:rtl/>
-        </w:rPr>
-        <w:t>טעם</w:t>
-      </w:r>
-      <w:r>
-        <w:rPr>
-          <w:rFonts w:ascii="Times New Roman" w:hAnsi="Times New Roman" w:cs="Times New Roman"/>
-        </w:rPr>
-        <w:t xml:space="preserve">, they knock off the </w:t>
-      </w:r>
-      <w:r>
-        <w:rPr>
-          <w:rFonts w:ascii="Times New Roman" w:hAnsi="Times New Roman" w:cs="Times New Roman" w:hint="cs"/>
-          <w:rtl/>
-        </w:rPr>
-        <w:t>מצוה</w:t>
-      </w:r>
-      <w:r>
-        <w:rPr>
-          <w:rFonts w:ascii="Times New Roman" w:hAnsi="Times New Roman" w:cs="Times New Roman"/>
-        </w:rPr>
-        <w:t xml:space="preserve">. But he says, the </w:t>
-      </w:r>
-      <w:r>
-        <w:rPr>
-          <w:rFonts w:ascii="Times New Roman" w:hAnsi="Times New Roman" w:cs="Times New Roman" w:hint="cs"/>
-          <w:rtl/>
-        </w:rPr>
-        <w:t>הבל</w:t>
-      </w:r>
-      <w:r>
-        <w:rPr>
-          <w:rFonts w:ascii="Times New Roman" w:hAnsi="Times New Roman" w:cs="Times New Roman"/>
-          <w:rtl/>
-        </w:rPr>
-        <w:t xml:space="preserve"> </w:t>
-      </w:r>
-      <w:r>
-        <w:rPr>
-          <w:rFonts w:ascii="Times New Roman" w:hAnsi="Times New Roman" w:cs="Times New Roman" w:hint="cs"/>
-          <w:rtl/>
-        </w:rPr>
-        <w:t>יפצה</w:t>
-      </w:r>
-      <w:r>
-        <w:rPr>
-          <w:rFonts w:ascii="Times New Roman" w:hAnsi="Times New Roman" w:cs="Times New Roman"/>
-          <w:rtl/>
-        </w:rPr>
-        <w:t xml:space="preserve"> </w:t>
-      </w:r>
-      <w:r>
-        <w:rPr>
-          <w:rFonts w:ascii="Times New Roman" w:hAnsi="Times New Roman" w:cs="Times New Roman" w:hint="cs"/>
-          <w:rtl/>
-        </w:rPr>
-        <w:t>פיהם</w:t>
-      </w:r>
-      <w:r>
-        <w:rPr>
-          <w:rFonts w:ascii="Times New Roman" w:hAnsi="Times New Roman" w:cs="Times New Roman"/>
-        </w:rPr>
-        <w:t xml:space="preserve">, </w:t>
-      </w:r>
-      <w:r>
-        <w:rPr>
-          <w:rFonts w:ascii="Times New Roman" w:hAnsi="Times New Roman" w:cs="Times New Roman"/>
-        </w:rPr>
-        <w:t xml:space="preserve">Hashem should shut their mouths. We are </w:t>
-      </w:r>
-      <w:r>
-        <w:rPr>
-          <w:rFonts w:ascii="Times New Roman" w:hAnsi="Times New Roman" w:cs="Times New Roman" w:hint="cs"/>
-          <w:rtl/>
-        </w:rPr>
-        <w:t>מחויב</w:t>
-      </w:r>
-      <w:r>
-        <w:rPr>
-          <w:rFonts w:ascii="Times New Roman" w:hAnsi="Times New Roman" w:cs="Times New Roman"/>
-          <w:rtl/>
-        </w:rPr>
-        <w:t xml:space="preserve"> </w:t>
-      </w:r>
-      <w:r>
-        <w:rPr>
-          <w:rFonts w:ascii="Times New Roman" w:hAnsi="Times New Roman" w:cs="Times New Roman"/>
-        </w:rPr>
-        <w:t xml:space="preserve"> </w:t>
-      </w:r>
-      <w:r>
-        <w:rPr>
-          <w:rFonts w:ascii="Times New Roman" w:hAnsi="Times New Roman" w:cs="Times New Roman"/>
-        </w:rPr>
-        <w:t>to keep all of the mitzvos of the torah, w</w:t>
-      </w:r>
-      <w:r>
-        <w:rPr>
-          <w:rFonts w:ascii="Times New Roman" w:hAnsi="Times New Roman" w:cs="Times New Roman"/>
-        </w:rPr>
-        <w:t>hether or not we understand them, whether or not there</w:t>
-      </w:r>
-      <w:r>
-        <w:rPr>
-          <w:rFonts w:ascii="Times New Roman" w:hAnsi="Times New Roman" w:cs="Times New Roman"/>
-        </w:rPr>
-        <w:t>’</w:t>
-      </w:r>
-      <w:r>
-        <w:rPr>
-          <w:rFonts w:ascii="Times New Roman" w:hAnsi="Times New Roman" w:cs="Times New Roman"/>
-        </w:rPr>
-        <w:t xml:space="preserve">s a reason for it, even those we think we understand the reason, we have to believe that each and every </w:t>
+        <w:t xml:space="preserve">s a reason for </w:t>
+      </w:r>
+      <w:r>
+        <w:rPr>
+          <w:rFonts w:ascii="Times New Roman" w:hAnsi="Times New Roman" w:cs="Times New Roman"/>
+        </w:rPr>
+        <w:t>them</w:t>
+      </w:r>
+      <w:r>
+        <w:rPr>
+          <w:rFonts w:ascii="Times New Roman" w:hAnsi="Times New Roman" w:cs="Times New Roman"/>
+        </w:rPr>
+        <w:t xml:space="preserve">, even those we think we understand the reason, we have to believe that each and every </w:t>
       </w:r>
       <w:r>
         <w:rPr>
@@ -2456,7 +2462,7 @@
         <w:rPr>
           <w:rFonts w:ascii="Times New Roman" w:hAnsi="Times New Roman" w:cs="Times New Roman"/>
         </w:rPr>
-        <w:t xml:space="preserve">s intellectually impossible to figure out the reason for the </w:t>
+        <w:t>s intellectually impossible to figure out the reason for the</w:t>
       </w:r>
       <w:r>
         <w:rPr>
@@ -3696,7 +3702,7 @@
           <w:rFonts w:ascii="Times New Roman" w:hAnsi="Times New Roman" w:cs="Times New Roman" w:hint="cs"/>
           <w:rtl/>
         </w:rPr>
-        <w:t xml:space="preserve">בלעם </w:t>
+        <w:t>בלעם</w:t>
       </w:r>
       <w:r>
         <w:rPr>
@@ -3994,7 +4000,7 @@
         <w:rPr>
           <w:rFonts w:ascii="Times New Roman" w:hAnsi="Times New Roman" w:cs="Times New Roman"/>
         </w:rPr>
-        <w:t xml:space="preserve">? So he brings down a fascinating little insight. All letters have a partner. All letters have a </w:t>
+        <w:t>? So he brings down a fascinating little insight. All letters have a partner. All letters have a</w:t>
       </w:r>
       <w:r>
         <w:rPr>
@@ -4479,7 +4485,7 @@
         <w:rPr>
           <w:rFonts w:ascii="Times New Roman" w:hAnsi="Times New Roman" w:cs="Times New Roman"/>
         </w:rPr>
-        <w:t xml:space="preserve"> found about </w:t>
+        <w:t xml:space="preserve"> found about</w:t>
       </w:r>
       <w:r>
         <w:rPr>

--- a/Files/04 - Bamidbar/08 - Chukas-Balak/5783/Chukas-Balak 5783.docx
+++ b/Files/04 - Bamidbar/08 - Chukas-Balak/5783/Chukas-Balak 5783.docx
@@ -402,7 +402,7 @@
           <w:rFonts w:ascii="Times New Roman" w:hAnsi="Times New Roman" w:cs="Times New Roman"/>
           <w:rtl/>
         </w:rPr>
-        <w:t>"</w:t>
+        <w:t>״</w:t>
       </w:r>
       <w:r>
         <w:rPr>
@@ -915,7 +915,7 @@
         <w:rPr>
           <w:rFonts w:ascii="Times New Roman" w:hAnsi="Times New Roman" w:cs="Times New Roman"/>
         </w:rPr>
-        <w:t>. What does the</w:t>
+        <w:t xml:space="preserve">. What does the </w:t>
       </w:r>
       <w:r>
         <w:rPr>
@@ -1025,7 +1025,7 @@
         <w:rPr>
           <w:rFonts w:ascii="Times New Roman" w:hAnsi="Times New Roman" w:cs="Times New Roman"/>
         </w:rPr>
-        <w:t xml:space="preserve"> the</w:t>
+        <w:t xml:space="preserve"> the </w:t>
       </w:r>
       <w:r>
         <w:rPr>
@@ -1342,7 +1342,7 @@
         <w:rPr>
           <w:rFonts w:ascii="Times New Roman" w:hAnsi="Times New Roman" w:cs="Times New Roman"/>
         </w:rPr>
-        <w:t xml:space="preserve"> specifically pick</w:t>
+        <w:t xml:space="preserve"> specifically pick </w:t>
       </w:r>
       <w:r>
         <w:rPr>
@@ -1626,7 +1626,7 @@
         <w:rPr>
           <w:rFonts w:ascii="Times New Roman" w:hAnsi="Times New Roman" w:cs="Times New Roman"/>
         </w:rPr>
-        <w:t xml:space="preserve"> and</w:t>
+        <w:t xml:space="preserve"> and </w:t>
       </w:r>
       <w:r>
         <w:rPr>
@@ -2321,7 +2321,7 @@
         <w:rPr>
           <w:rFonts w:ascii="Times New Roman" w:hAnsi="Times New Roman" w:cs="Times New Roman"/>
         </w:rPr>
-        <w:t>Hashem should shut their mouths. We are</w:t>
+        <w:t xml:space="preserve">Hashem should shut their mouths. We are </w:t>
       </w:r>
       <w:r>
         <w:rPr>
@@ -2462,7 +2462,7 @@
         <w:rPr>
           <w:rFonts w:ascii="Times New Roman" w:hAnsi="Times New Roman" w:cs="Times New Roman"/>
         </w:rPr>
-        <w:t>s intellectually impossible to figure out the reason for the</w:t>
+        <w:t xml:space="preserve">s intellectually impossible to figure out the reason for the </w:t>
       </w:r>
       <w:r>
         <w:rPr>
@@ -3702,7 +3702,7 @@
           <w:rFonts w:ascii="Times New Roman" w:hAnsi="Times New Roman" w:cs="Times New Roman" w:hint="cs"/>
           <w:rtl/>
         </w:rPr>
-        <w:t>בלעם</w:t>
+        <w:t xml:space="preserve">בלעם </w:t>
       </w:r>
       <w:r>
         <w:rPr>
@@ -4000,7 +4000,7 @@
         <w:rPr>
           <w:rFonts w:ascii="Times New Roman" w:hAnsi="Times New Roman" w:cs="Times New Roman"/>
         </w:rPr>
-        <w:t>? So he brings down a fascinating little insight. All letters have a partner. All letters have a</w:t>
+        <w:t xml:space="preserve">? So he brings down a fascinating little insight. All letters have a partner. All letters have a </w:t>
       </w:r>
       <w:r>
         <w:rPr>
@@ -4485,7 +4485,7 @@
         <w:rPr>
           <w:rFonts w:ascii="Times New Roman" w:hAnsi="Times New Roman" w:cs="Times New Roman"/>
         </w:rPr>
-        <w:t xml:space="preserve"> found about</w:t>
+        <w:t xml:space="preserve"> found about </w:t>
       </w:r>
       <w:r>
         <w:rPr>
